--- a/cursor/Analiz_RK_Galereya_Uslug_2026-08-18_23.docx
+++ b/cursor/Analiz_RK_Galereya_Uslug_2026-08-18_23.docx
@@ -39,7 +39,7 @@
           <w:b w:val="0"/>
           <w:sz w:val="22"/>
         </w:rPr>
-        <w:t>Смотреть звонки/мессенджер карточки (103116887), не CTR поиска. Пока нет 10 конв. за Пн–Вс: не менять тип стратегии, оплату, бюджет, цены целей. Можно: минусы, правка текстов, пауза мусора.</w:t>
+        <w:t>Смотреть звонки/мессенджер карточки (103116887), не CTR поиска. Пока обучение 0/10 конв.: не менять тип стратегии, оплату, бюджет, цены целей. Можно: минусы, правка текстов (телефон Олега), пауза мусора.</w:t>
       </w:r>
     </w:p>
     <w:p>
@@ -67,7 +67,7 @@
           <w:b w:val="0"/>
           <w:sz w:val="22"/>
         </w:rPr>
-        <w:t>РК живая. Все 22 показа — Поиск / Список организаций. Строк «Галерея услуг» в выгрузке 0: карусель либо не стреляла, либо Директ пишет её как список организаций.</w:t>
+        <w:t>РК живая. Места показа по скрину — верно: ручная настройка, только «Список организаций, отели и галерея услуг». Поиск / товарная галерея / динамические / РСЯ / Карты — выкл.</w:t>
       </w:r>
     </w:p>
     <w:p>
@@ -81,7 +81,7 @@
           <w:b w:val="0"/>
           <w:sz w:val="22"/>
         </w:rPr>
-        <w:t>Расход 0 ₽ · показы 22 · клики 2 · конверсии 0 · CTR 9,09% · взв. CTR 11,83% · ср. позиция 1,41. Ноль рублей логичен: оплата за конверсии, конверсий нет.</w:t>
+        <w:t>Обучение стратегии: 0/10 конв. за неделю, 5 дней. Директ пишет «не меняйте настройки». Бюджет факт 5 000 ₽/нед (план был 9 000) — не поднимать, пока 0/10.</w:t>
       </w:r>
     </w:p>
     <w:p>
@@ -95,7 +95,7 @@
           <w:b w:val="0"/>
           <w:sz w:val="22"/>
         </w:rPr>
-        <w:t>100% автотаргет. Поле «ключевая фраза» пустое во всех 21 строке — ядро фраз из пакета в отчёте не видно.</w:t>
+        <w:t>В блоке стратегии активный счётчик — сайт 94713538. Профиль 103116887 висит рядом, не главный. Для GU это риск: клик идёт в карточку, а оптимизация смотрит сайт.</w:t>
       </w:r>
     </w:p>
     <w:p>
@@ -109,7 +109,7 @@
           <w:b w:val="0"/>
           <w:sz w:val="22"/>
         </w:rPr>
-        <w:t>2 клика — оба целевые Сириус, оба бесплатные, оба без конверсии карточки.</w:t>
+        <w:t>Цели профиля: звонок 110 и кнопка действия 110 — вкл. WhatsApp 100 и Telegram 100 профиля — серые (выкл). Сайт: тел 140, MAX 120, TG 120, автоцель контакт 130 — все вкл.</w:t>
       </w:r>
     </w:p>
     <w:p>
@@ -123,7 +123,7 @@
           <w:b w:val="0"/>
           <w:sz w:val="22"/>
         </w:rPr>
-        <w:t>≈ половина показов — мусор автотаргета (торт, клубы, сапы, лошади, Нугуш, Астрахань, Лoo, детский корабль).</w:t>
+        <w:t>CSV 18–23.08: 22 показа, 2 клика, 0 конв., 0 ₽. Все строки — список организаций, 100% автотаргет.</w:t>
       </w:r>
     </w:p>
     <w:p>
@@ -137,21 +137,7 @@
           <w:b w:val="0"/>
           <w:sz w:val="22"/>
         </w:rPr>
-        <w:t>В тексте объявления телефон Натальи +7 918 304-40-00. У GU должен быть Олег +7 917 675-05-55. Поменять сейчас.</w:t>
-      </w:r>
-    </w:p>
-    <w:p>
-      <w:pPr>
-        <w:pStyle w:val="ListBullet"/>
-        <w:spacing w:after="40"/>
-      </w:pPr>
-      <w:r>
-        <w:rPr>
-          <w:rFonts w:ascii="Calibri" w:hAnsi="Calibri" w:eastAsia="Calibri"/>
-          <w:b w:val="0"/>
-          <w:sz w:val="22"/>
-        </w:rPr>
-        <w:t>Стратегию, бюджет 9 000, цены целей не трогать.</w:t>
+        <w:t>В тексте объявления телефон Натальи +7 918 304-40-00 → сменить на Олега +7 917 675-05-55 (это не ломает обучение стратегии).</w:t>
       </w:r>
     </w:p>
     <w:p>
@@ -165,7 +151,1403 @@
           <w:color w:val="0B3D5C"/>
           <w:sz w:val="32"/>
         </w:rPr>
-        <w:t>2. Сводка</w:t>
+        <w:t>2. Скрины 23.08 — факт в кабинете</w:t>
+      </w:r>
+    </w:p>
+    <w:p>
+      <w:pPr>
+        <w:spacing w:after="120" w:before="0"/>
+      </w:pPr>
+      <w:r>
+        <w:rPr>
+          <w:rFonts w:ascii="Calibri" w:hAnsi="Calibri" w:eastAsia="Calibri"/>
+          <w:b/>
+          <w:sz w:val="22"/>
+        </w:rPr>
+        <w:t>Три экрана: места показа · стратегия · цели. Сверять с этим, не с планом 18.08.</w:t>
+      </w:r>
+    </w:p>
+    <w:tbl>
+      <w:tblPr>
+        <w:tblStyle w:val="TableGrid"/>
+        <w:tblW w:type="auto" w:w="0"/>
+        <w:tblLook w:firstColumn="1" w:firstRow="1" w:lastColumn="0" w:lastRow="0" w:noHBand="0" w:noVBand="1" w:val="04A0"/>
+      </w:tblPr>
+      <w:tblGrid>
+        <w:gridCol w:w="2550"/>
+        <w:gridCol w:w="2550"/>
+        <w:gridCol w:w="2550"/>
+        <w:gridCol w:w="2550"/>
+      </w:tblGrid>
+      <w:tr>
+        <w:tc>
+          <w:tcPr>
+            <w:tcW w:type="dxa" w:w="1814"/>
+            <w:shd w:fill="0B3D5C" w:val="clear"/>
+          </w:tcPr>
+          <w:p>
+            <w:r/>
+            <w:r>
+              <w:rPr>
+                <w:rFonts w:ascii="Calibri" w:hAnsi="Calibri" w:eastAsia="Calibri"/>
+                <w:b/>
+                <w:color w:val="FFFFFF"/>
+                <w:sz w:val="20"/>
+              </w:rPr>
+              <w:t>Параметр</w:t>
+            </w:r>
+          </w:p>
+        </w:tc>
+        <w:tc>
+          <w:tcPr>
+            <w:tcW w:type="dxa" w:w="2381"/>
+            <w:shd w:fill="0B3D5C" w:val="clear"/>
+          </w:tcPr>
+          <w:p>
+            <w:r/>
+            <w:r>
+              <w:rPr>
+                <w:rFonts w:ascii="Calibri" w:hAnsi="Calibri" w:eastAsia="Calibri"/>
+                <w:b/>
+                <w:color w:val="FFFFFF"/>
+                <w:sz w:val="20"/>
+              </w:rPr>
+              <w:t>План 18.08</w:t>
+            </w:r>
+          </w:p>
+        </w:tc>
+        <w:tc>
+          <w:tcPr>
+            <w:tcW w:type="dxa" w:w="3515"/>
+            <w:shd w:fill="0B3D5C" w:val="clear"/>
+          </w:tcPr>
+          <w:p>
+            <w:r/>
+            <w:r>
+              <w:rPr>
+                <w:rFonts w:ascii="Calibri" w:hAnsi="Calibri" w:eastAsia="Calibri"/>
+                <w:b/>
+                <w:color w:val="FFFFFF"/>
+                <w:sz w:val="20"/>
+              </w:rPr>
+              <w:t>Факт со скрина</w:t>
+            </w:r>
+          </w:p>
+        </w:tc>
+        <w:tc>
+          <w:tcPr>
+            <w:tcW w:type="dxa" w:w="1814"/>
+            <w:shd w:fill="0B3D5C" w:val="clear"/>
+          </w:tcPr>
+          <w:p>
+            <w:r/>
+            <w:r>
+              <w:rPr>
+                <w:rFonts w:ascii="Calibri" w:hAnsi="Calibri" w:eastAsia="Calibri"/>
+                <w:b/>
+                <w:color w:val="FFFFFF"/>
+                <w:sz w:val="20"/>
+              </w:rPr>
+              <w:t>Оценка</w:t>
+            </w:r>
+          </w:p>
+        </w:tc>
+      </w:tr>
+      <w:tr>
+        <w:tc>
+          <w:tcPr>
+            <w:tcW w:type="dxa" w:w="1814"/>
+          </w:tcPr>
+          <w:p>
+            <w:r/>
+            <w:r>
+              <w:rPr>
+                <w:rFonts w:ascii="Calibri" w:hAnsi="Calibri" w:eastAsia="Calibri"/>
+                <w:b w:val="0"/>
+                <w:sz w:val="20"/>
+              </w:rPr>
+              <w:t>Места</w:t>
+            </w:r>
+          </w:p>
+        </w:tc>
+        <w:tc>
+          <w:tcPr>
+            <w:tcW w:type="dxa" w:w="2381"/>
+          </w:tcPr>
+          <w:p>
+            <w:r/>
+            <w:r>
+              <w:rPr>
+                <w:rFonts w:ascii="Calibri" w:hAnsi="Calibri" w:eastAsia="Calibri"/>
+                <w:b w:val="0"/>
+                <w:sz w:val="20"/>
+              </w:rPr>
+              <w:t>только список орг. и галерея</w:t>
+            </w:r>
+          </w:p>
+        </w:tc>
+        <w:tc>
+          <w:tcPr>
+            <w:tcW w:type="dxa" w:w="3515"/>
+          </w:tcPr>
+          <w:p>
+            <w:r/>
+            <w:r>
+              <w:rPr>
+                <w:rFonts w:ascii="Calibri" w:hAnsi="Calibri" w:eastAsia="Calibri"/>
+                <w:b w:val="0"/>
+                <w:sz w:val="20"/>
+              </w:rPr>
+              <w:t>ручная · только «Список организаций, отели и галерея услуг»</w:t>
+            </w:r>
+          </w:p>
+        </w:tc>
+        <w:tc>
+          <w:tcPr>
+            <w:tcW w:type="dxa" w:w="1814"/>
+          </w:tcPr>
+          <w:p>
+            <w:r/>
+            <w:r>
+              <w:rPr>
+                <w:rFonts w:ascii="Calibri" w:hAnsi="Calibri" w:eastAsia="Calibri"/>
+                <w:b w:val="0"/>
+                <w:sz w:val="20"/>
+              </w:rPr>
+              <w:t>ок</w:t>
+            </w:r>
+          </w:p>
+        </w:tc>
+      </w:tr>
+      <w:tr>
+        <w:tc>
+          <w:tcPr>
+            <w:tcW w:type="dxa" w:w="1814"/>
+            <w:shd w:fill="F2F7FA" w:val="clear"/>
+          </w:tcPr>
+          <w:p>
+            <w:r/>
+            <w:r>
+              <w:rPr>
+                <w:rFonts w:ascii="Calibri" w:hAnsi="Calibri" w:eastAsia="Calibri"/>
+                <w:b w:val="0"/>
+                <w:sz w:val="20"/>
+              </w:rPr>
+              <w:t>Поиск / РСЯ / Карты</w:t>
+            </w:r>
+          </w:p>
+        </w:tc>
+        <w:tc>
+          <w:tcPr>
+            <w:tcW w:type="dxa" w:w="2381"/>
+            <w:shd w:fill="F2F7FA" w:val="clear"/>
+          </w:tcPr>
+          <w:p>
+            <w:r/>
+            <w:r>
+              <w:rPr>
+                <w:rFonts w:ascii="Calibri" w:hAnsi="Calibri" w:eastAsia="Calibri"/>
+                <w:b w:val="0"/>
+                <w:sz w:val="20"/>
+              </w:rPr>
+              <w:t>выкл</w:t>
+            </w:r>
+          </w:p>
+        </w:tc>
+        <w:tc>
+          <w:tcPr>
+            <w:tcW w:type="dxa" w:w="3515"/>
+            <w:shd w:fill="F2F7FA" w:val="clear"/>
+          </w:tcPr>
+          <w:p>
+            <w:r/>
+            <w:r>
+              <w:rPr>
+                <w:rFonts w:ascii="Calibri" w:hAnsi="Calibri" w:eastAsia="Calibri"/>
+                <w:b w:val="0"/>
+                <w:sz w:val="20"/>
+              </w:rPr>
+              <w:t>выкл (товарная и динамические тоже выкл)</w:t>
+            </w:r>
+          </w:p>
+        </w:tc>
+        <w:tc>
+          <w:tcPr>
+            <w:tcW w:type="dxa" w:w="1814"/>
+            <w:shd w:fill="F2F7FA" w:val="clear"/>
+          </w:tcPr>
+          <w:p>
+            <w:r/>
+            <w:r>
+              <w:rPr>
+                <w:rFonts w:ascii="Calibri" w:hAnsi="Calibri" w:eastAsia="Calibri"/>
+                <w:b w:val="0"/>
+                <w:sz w:val="20"/>
+              </w:rPr>
+              <w:t>ок</w:t>
+            </w:r>
+          </w:p>
+        </w:tc>
+      </w:tr>
+      <w:tr>
+        <w:tc>
+          <w:tcPr>
+            <w:tcW w:type="dxa" w:w="1814"/>
+          </w:tcPr>
+          <w:p>
+            <w:r/>
+            <w:r>
+              <w:rPr>
+                <w:rFonts w:ascii="Calibri" w:hAnsi="Calibri" w:eastAsia="Calibri"/>
+                <w:b w:val="0"/>
+                <w:sz w:val="20"/>
+              </w:rPr>
+              <w:t>Стратегия</w:t>
+            </w:r>
+          </w:p>
+        </w:tc>
+        <w:tc>
+          <w:tcPr>
+            <w:tcW w:type="dxa" w:w="2381"/>
+          </w:tcPr>
+          <w:p>
+            <w:r/>
+            <w:r>
+              <w:rPr>
+                <w:rFonts w:ascii="Calibri" w:hAnsi="Calibri" w:eastAsia="Calibri"/>
+                <w:b w:val="0"/>
+                <w:sz w:val="20"/>
+              </w:rPr>
+              <w:t>макс. конв., за конверсии, цена конв.</w:t>
+            </w:r>
+          </w:p>
+        </w:tc>
+        <w:tc>
+          <w:tcPr>
+            <w:tcW w:type="dxa" w:w="3515"/>
+          </w:tcPr>
+          <w:p>
+            <w:r/>
+            <w:r>
+              <w:rPr>
+                <w:rFonts w:ascii="Calibri" w:hAnsi="Calibri" w:eastAsia="Calibri"/>
+                <w:b w:val="0"/>
+                <w:sz w:val="20"/>
+              </w:rPr>
+              <w:t>обычная · то же · идёт обучение</w:t>
+            </w:r>
+          </w:p>
+        </w:tc>
+        <w:tc>
+          <w:tcPr>
+            <w:tcW w:type="dxa" w:w="1814"/>
+          </w:tcPr>
+          <w:p>
+            <w:r/>
+            <w:r>
+              <w:rPr>
+                <w:rFonts w:ascii="Calibri" w:hAnsi="Calibri" w:eastAsia="Calibri"/>
+                <w:b w:val="0"/>
+                <w:sz w:val="20"/>
+              </w:rPr>
+              <w:t>ок, не трогать</w:t>
+            </w:r>
+          </w:p>
+        </w:tc>
+      </w:tr>
+      <w:tr>
+        <w:tc>
+          <w:tcPr>
+            <w:tcW w:type="dxa" w:w="1814"/>
+            <w:shd w:fill="F2F7FA" w:val="clear"/>
+          </w:tcPr>
+          <w:p>
+            <w:r/>
+            <w:r>
+              <w:rPr>
+                <w:rFonts w:ascii="Calibri" w:hAnsi="Calibri" w:eastAsia="Calibri"/>
+                <w:b w:val="0"/>
+                <w:sz w:val="20"/>
+              </w:rPr>
+              <w:t>Обучение</w:t>
+            </w:r>
+          </w:p>
+        </w:tc>
+        <w:tc>
+          <w:tcPr>
+            <w:tcW w:type="dxa" w:w="2381"/>
+            <w:shd w:fill="F2F7FA" w:val="clear"/>
+          </w:tcPr>
+          <w:p>
+            <w:r/>
+            <w:r>
+              <w:rPr>
+                <w:rFonts w:ascii="Calibri" w:hAnsi="Calibri" w:eastAsia="Calibri"/>
+                <w:b w:val="0"/>
+                <w:sz w:val="20"/>
+              </w:rPr>
+              <w:t>до 10 конв. за Пн–Вс</w:t>
+            </w:r>
+          </w:p>
+        </w:tc>
+        <w:tc>
+          <w:tcPr>
+            <w:tcW w:type="dxa" w:w="3515"/>
+            <w:shd w:fill="F2F7FA" w:val="clear"/>
+          </w:tcPr>
+          <w:p>
+            <w:r/>
+            <w:r>
+              <w:rPr>
+                <w:rFonts w:ascii="Calibri" w:hAnsi="Calibri" w:eastAsia="Calibri"/>
+                <w:b w:val="0"/>
+                <w:sz w:val="20"/>
+              </w:rPr>
+              <w:t>0/10 конв. · 5 дней · «не меняйте настройки»</w:t>
+            </w:r>
+          </w:p>
+        </w:tc>
+        <w:tc>
+          <w:tcPr>
+            <w:tcW w:type="dxa" w:w="1814"/>
+            <w:shd w:fill="F2F7FA" w:val="clear"/>
+          </w:tcPr>
+          <w:p>
+            <w:r/>
+            <w:r>
+              <w:rPr>
+                <w:rFonts w:ascii="Calibri" w:hAnsi="Calibri" w:eastAsia="Calibri"/>
+                <w:b w:val="0"/>
+                <w:sz w:val="20"/>
+              </w:rPr>
+              <w:t>ждать</w:t>
+            </w:r>
+          </w:p>
+        </w:tc>
+      </w:tr>
+      <w:tr>
+        <w:tc>
+          <w:tcPr>
+            <w:tcW w:type="dxa" w:w="1814"/>
+          </w:tcPr>
+          <w:p>
+            <w:r/>
+            <w:r>
+              <w:rPr>
+                <w:rFonts w:ascii="Calibri" w:hAnsi="Calibri" w:eastAsia="Calibri"/>
+                <w:b w:val="0"/>
+                <w:sz w:val="20"/>
+              </w:rPr>
+              <w:t>Бюджет / нед</w:t>
+            </w:r>
+          </w:p>
+        </w:tc>
+        <w:tc>
+          <w:tcPr>
+            <w:tcW w:type="dxa" w:w="2381"/>
+          </w:tcPr>
+          <w:p>
+            <w:r/>
+            <w:r>
+              <w:rPr>
+                <w:rFonts w:ascii="Calibri" w:hAnsi="Calibri" w:eastAsia="Calibri"/>
+                <w:b w:val="0"/>
+                <w:sz w:val="20"/>
+              </w:rPr>
+              <w:t>9 000 (коридор 8–10)</w:t>
+            </w:r>
+          </w:p>
+        </w:tc>
+        <w:tc>
+          <w:tcPr>
+            <w:tcW w:type="dxa" w:w="3515"/>
+          </w:tcPr>
+          <w:p>
+            <w:r/>
+            <w:r>
+              <w:rPr>
+                <w:rFonts w:ascii="Calibri" w:hAnsi="Calibri" w:eastAsia="Calibri"/>
+                <w:b w:val="0"/>
+                <w:sz w:val="20"/>
+              </w:rPr>
+              <w:t>5 000 ₽</w:t>
+            </w:r>
+          </w:p>
+        </w:tc>
+        <w:tc>
+          <w:tcPr>
+            <w:tcW w:type="dxa" w:w="1814"/>
+          </w:tcPr>
+          <w:p>
+            <w:r/>
+            <w:r>
+              <w:rPr>
+                <w:rFonts w:ascii="Calibri" w:hAnsi="Calibri" w:eastAsia="Calibri"/>
+                <w:b w:val="0"/>
+                <w:sz w:val="20"/>
+              </w:rPr>
+              <w:t>факт. не поднимать на обучении</w:t>
+            </w:r>
+          </w:p>
+        </w:tc>
+      </w:tr>
+      <w:tr>
+        <w:tc>
+          <w:tcPr>
+            <w:tcW w:type="dxa" w:w="1814"/>
+            <w:shd w:fill="F2F7FA" w:val="clear"/>
+          </w:tcPr>
+          <w:p>
+            <w:r/>
+            <w:r>
+              <w:rPr>
+                <w:rFonts w:ascii="Calibri" w:hAnsi="Calibri" w:eastAsia="Calibri"/>
+                <w:b w:val="0"/>
+                <w:sz w:val="20"/>
+              </w:rPr>
+              <w:t>Счётчик главный</w:t>
+            </w:r>
+          </w:p>
+        </w:tc>
+        <w:tc>
+          <w:tcPr>
+            <w:tcW w:type="dxa" w:w="2381"/>
+            <w:shd w:fill="F2F7FA" w:val="clear"/>
+          </w:tcPr>
+          <w:p>
+            <w:r/>
+            <w:r>
+              <w:rPr>
+                <w:rFonts w:ascii="Calibri" w:hAnsi="Calibri" w:eastAsia="Calibri"/>
+                <w:b w:val="0"/>
+                <w:sz w:val="20"/>
+              </w:rPr>
+              <w:t>103116887 профиль</w:t>
+            </w:r>
+          </w:p>
+        </w:tc>
+        <w:tc>
+          <w:tcPr>
+            <w:tcW w:type="dxa" w:w="3515"/>
+            <w:shd w:fill="F2F7FA" w:val="clear"/>
+          </w:tcPr>
+          <w:p>
+            <w:r/>
+            <w:r>
+              <w:rPr>
+                <w:rFonts w:ascii="Calibri" w:hAnsi="Calibri" w:eastAsia="Calibri"/>
+                <w:b w:val="0"/>
+                <w:sz w:val="20"/>
+              </w:rPr>
+              <w:t>94713538 сайт (профиль в списке, не главный)</w:t>
+            </w:r>
+          </w:p>
+        </w:tc>
+        <w:tc>
+          <w:tcPr>
+            <w:tcW w:type="dxa" w:w="1814"/>
+            <w:shd w:fill="F2F7FA" w:val="clear"/>
+          </w:tcPr>
+          <w:p>
+            <w:r/>
+            <w:r>
+              <w:rPr>
+                <w:rFonts w:ascii="Calibri" w:hAnsi="Calibri" w:eastAsia="Calibri"/>
+                <w:b w:val="0"/>
+                <w:sz w:val="20"/>
+              </w:rPr>
+              <w:t>риск GU</w:t>
+            </w:r>
+          </w:p>
+        </w:tc>
+      </w:tr>
+      <w:tr>
+        <w:tc>
+          <w:tcPr>
+            <w:tcW w:type="dxa" w:w="1814"/>
+          </w:tcPr>
+          <w:p>
+            <w:r/>
+            <w:r>
+              <w:rPr>
+                <w:rFonts w:ascii="Calibri" w:hAnsi="Calibri" w:eastAsia="Calibri"/>
+                <w:b w:val="0"/>
+                <w:sz w:val="20"/>
+              </w:rPr>
+              <w:t>Адрес в целях</w:t>
+            </w:r>
+          </w:p>
+        </w:tc>
+        <w:tc>
+          <w:tcPr>
+            <w:tcW w:type="dxa" w:w="2381"/>
+          </w:tcPr>
+          <w:p>
+            <w:r/>
+            <w:r>
+              <w:rPr>
+                <w:rFonts w:ascii="Calibri" w:hAnsi="Calibri" w:eastAsia="Calibri"/>
+                <w:b w:val="0"/>
+                <w:sz w:val="20"/>
+              </w:rPr>
+              <w:t>Морской бульвар 1В/3</w:t>
+            </w:r>
+          </w:p>
+        </w:tc>
+        <w:tc>
+          <w:tcPr>
+            <w:tcW w:type="dxa" w:w="3515"/>
+          </w:tcPr>
+          <w:p>
+            <w:r/>
+            <w:r>
+              <w:rPr>
+                <w:rFonts w:ascii="Calibri" w:hAnsi="Calibri" w:eastAsia="Calibri"/>
+                <w:b w:val="0"/>
+                <w:sz w:val="20"/>
+              </w:rPr>
+              <w:t>Морской бульвар, 1В/3 · счётчик 103116887</w:t>
+            </w:r>
+          </w:p>
+        </w:tc>
+        <w:tc>
+          <w:tcPr>
+            <w:tcW w:type="dxa" w:w="1814"/>
+          </w:tcPr>
+          <w:p>
+            <w:r/>
+            <w:r>
+              <w:rPr>
+                <w:rFonts w:ascii="Calibri" w:hAnsi="Calibri" w:eastAsia="Calibri"/>
+                <w:b w:val="0"/>
+                <w:sz w:val="20"/>
+              </w:rPr>
+              <w:t>ок, одна орг.</w:t>
+            </w:r>
+          </w:p>
+        </w:tc>
+      </w:tr>
+    </w:tbl>
+    <w:p>
+      <w:pPr>
+        <w:spacing w:after="120" w:before="0"/>
+      </w:pPr>
+      <w:r>
+        <w:rPr>
+          <w:rFonts w:ascii="Calibri" w:hAnsi="Calibri" w:eastAsia="Calibri"/>
+          <w:b/>
+          <w:sz w:val="22"/>
+        </w:rPr>
+        <w:t>Цели — факт:</w:t>
+      </w:r>
+    </w:p>
+    <w:tbl>
+      <w:tblPr>
+        <w:tblStyle w:val="TableGrid"/>
+        <w:tblW w:type="auto" w:w="0"/>
+        <w:tblLook w:firstColumn="1" w:firstRow="1" w:lastColumn="0" w:lastRow="0" w:noHBand="0" w:noVBand="1" w:val="04A0"/>
+      </w:tblPr>
+      <w:tblGrid>
+        <w:gridCol w:w="2040"/>
+        <w:gridCol w:w="2040"/>
+        <w:gridCol w:w="2040"/>
+        <w:gridCol w:w="2040"/>
+        <w:gridCol w:w="2040"/>
+      </w:tblGrid>
+      <w:tr>
+        <w:tc>
+          <w:tcPr>
+            <w:tcW w:type="dxa" w:w="2041"/>
+            <w:shd w:fill="0B3D5C" w:val="clear"/>
+          </w:tcPr>
+          <w:p>
+            <w:r/>
+            <w:r>
+              <w:rPr>
+                <w:rFonts w:ascii="Calibri" w:hAnsi="Calibri" w:eastAsia="Calibri"/>
+                <w:b/>
+                <w:color w:val="FFFFFF"/>
+                <w:sz w:val="20"/>
+              </w:rPr>
+              <w:t>Где</w:t>
+            </w:r>
+          </w:p>
+        </w:tc>
+        <w:tc>
+          <w:tcPr>
+            <w:tcW w:type="dxa" w:w="3061"/>
+            <w:shd w:fill="0B3D5C" w:val="clear"/>
+          </w:tcPr>
+          <w:p>
+            <w:r/>
+            <w:r>
+              <w:rPr>
+                <w:rFonts w:ascii="Calibri" w:hAnsi="Calibri" w:eastAsia="Calibri"/>
+                <w:b/>
+                <w:color w:val="FFFFFF"/>
+                <w:sz w:val="20"/>
+              </w:rPr>
+              <w:t>Цель</w:t>
+            </w:r>
+          </w:p>
+        </w:tc>
+        <w:tc>
+          <w:tcPr>
+            <w:tcW w:type="dxa" w:w="1474"/>
+            <w:shd w:fill="0B3D5C" w:val="clear"/>
+          </w:tcPr>
+          <w:p>
+            <w:r/>
+            <w:r>
+              <w:rPr>
+                <w:rFonts w:ascii="Calibri" w:hAnsi="Calibri" w:eastAsia="Calibri"/>
+                <w:b/>
+                <w:color w:val="FFFFFF"/>
+                <w:sz w:val="20"/>
+              </w:rPr>
+              <w:t>№</w:t>
+            </w:r>
+          </w:p>
+        </w:tc>
+        <w:tc>
+          <w:tcPr>
+            <w:tcW w:type="dxa" w:w="1020"/>
+            <w:shd w:fill="0B3D5C" w:val="clear"/>
+          </w:tcPr>
+          <w:p>
+            <w:r/>
+            <w:r>
+              <w:rPr>
+                <w:rFonts w:ascii="Calibri" w:hAnsi="Calibri" w:eastAsia="Calibri"/>
+                <w:b/>
+                <w:color w:val="FFFFFF"/>
+                <w:sz w:val="20"/>
+              </w:rPr>
+              <w:t>Цена</w:t>
+            </w:r>
+          </w:p>
+        </w:tc>
+        <w:tc>
+          <w:tcPr>
+            <w:tcW w:type="dxa" w:w="1587"/>
+            <w:shd w:fill="0B3D5C" w:val="clear"/>
+          </w:tcPr>
+          <w:p>
+            <w:r/>
+            <w:r>
+              <w:rPr>
+                <w:rFonts w:ascii="Calibri" w:hAnsi="Calibri" w:eastAsia="Calibri"/>
+                <w:b/>
+                <w:color w:val="FFFFFF"/>
+                <w:sz w:val="20"/>
+              </w:rPr>
+              <w:t>Вкл</w:t>
+            </w:r>
+          </w:p>
+        </w:tc>
+      </w:tr>
+      <w:tr>
+        <w:tc>
+          <w:tcPr>
+            <w:tcW w:type="dxa" w:w="2041"/>
+          </w:tcPr>
+          <w:p>
+            <w:r/>
+            <w:r>
+              <w:rPr>
+                <w:rFonts w:ascii="Calibri" w:hAnsi="Calibri" w:eastAsia="Calibri"/>
+                <w:b w:val="0"/>
+                <w:sz w:val="20"/>
+              </w:rPr>
+              <w:t>сайт 94713538</w:t>
+            </w:r>
+          </w:p>
+        </w:tc>
+        <w:tc>
+          <w:tcPr>
+            <w:tcW w:type="dxa" w:w="3061"/>
+          </w:tcPr>
+          <w:p>
+            <w:r/>
+            <w:r>
+              <w:rPr>
+                <w:rFonts w:ascii="Calibri" w:hAnsi="Calibri" w:eastAsia="Calibri"/>
+                <w:b w:val="0"/>
+                <w:sz w:val="20"/>
+              </w:rPr>
+              <w:t>Телефон</w:t>
+            </w:r>
+          </w:p>
+        </w:tc>
+        <w:tc>
+          <w:tcPr>
+            <w:tcW w:type="dxa" w:w="1474"/>
+          </w:tcPr>
+          <w:p>
+            <w:r/>
+            <w:r>
+              <w:rPr>
+                <w:rFonts w:ascii="Calibri" w:hAnsi="Calibri" w:eastAsia="Calibri"/>
+                <w:b w:val="0"/>
+                <w:sz w:val="20"/>
+              </w:rPr>
+              <w:t>306850396</w:t>
+            </w:r>
+          </w:p>
+        </w:tc>
+        <w:tc>
+          <w:tcPr>
+            <w:tcW w:type="dxa" w:w="1020"/>
+          </w:tcPr>
+          <w:p>
+            <w:r/>
+            <w:r>
+              <w:rPr>
+                <w:rFonts w:ascii="Calibri" w:hAnsi="Calibri" w:eastAsia="Calibri"/>
+                <w:b w:val="0"/>
+                <w:sz w:val="20"/>
+              </w:rPr>
+              <w:t>140 ₽</w:t>
+            </w:r>
+          </w:p>
+        </w:tc>
+        <w:tc>
+          <w:tcPr>
+            <w:tcW w:type="dxa" w:w="1587"/>
+          </w:tcPr>
+          <w:p>
+            <w:r/>
+            <w:r>
+              <w:rPr>
+                <w:rFonts w:ascii="Calibri" w:hAnsi="Calibri" w:eastAsia="Calibri"/>
+                <w:b w:val="0"/>
+                <w:sz w:val="20"/>
+              </w:rPr>
+              <w:t>да</w:t>
+            </w:r>
+          </w:p>
+        </w:tc>
+      </w:tr>
+      <w:tr>
+        <w:tc>
+          <w:tcPr>
+            <w:tcW w:type="dxa" w:w="2041"/>
+            <w:shd w:fill="F2F7FA" w:val="clear"/>
+          </w:tcPr>
+          <w:p>
+            <w:r/>
+            <w:r>
+              <w:rPr>
+                <w:rFonts w:ascii="Calibri" w:hAnsi="Calibri" w:eastAsia="Calibri"/>
+                <w:b w:val="0"/>
+                <w:sz w:val="20"/>
+              </w:rPr>
+              <w:t>сайт 94713538</w:t>
+            </w:r>
+          </w:p>
+        </w:tc>
+        <w:tc>
+          <w:tcPr>
+            <w:tcW w:type="dxa" w:w="3061"/>
+            <w:shd w:fill="F2F7FA" w:val="clear"/>
+          </w:tcPr>
+          <w:p>
+            <w:r/>
+            <w:r>
+              <w:rPr>
+                <w:rFonts w:ascii="Calibri" w:hAnsi="Calibri" w:eastAsia="Calibri"/>
+                <w:b w:val="0"/>
+                <w:sz w:val="20"/>
+              </w:rPr>
+              <w:t>MAX</w:t>
+            </w:r>
+          </w:p>
+        </w:tc>
+        <w:tc>
+          <w:tcPr>
+            <w:tcW w:type="dxa" w:w="1474"/>
+            <w:shd w:fill="F2F7FA" w:val="clear"/>
+          </w:tcPr>
+          <w:p>
+            <w:r/>
+            <w:r>
+              <w:rPr>
+                <w:rFonts w:ascii="Calibri" w:hAnsi="Calibri" w:eastAsia="Calibri"/>
+                <w:b w:val="0"/>
+                <w:sz w:val="20"/>
+              </w:rPr>
+              <w:t>543735704</w:t>
+            </w:r>
+          </w:p>
+        </w:tc>
+        <w:tc>
+          <w:tcPr>
+            <w:tcW w:type="dxa" w:w="1020"/>
+            <w:shd w:fill="F2F7FA" w:val="clear"/>
+          </w:tcPr>
+          <w:p>
+            <w:r/>
+            <w:r>
+              <w:rPr>
+                <w:rFonts w:ascii="Calibri" w:hAnsi="Calibri" w:eastAsia="Calibri"/>
+                <w:b w:val="0"/>
+                <w:sz w:val="20"/>
+              </w:rPr>
+              <w:t>120 ₽</w:t>
+            </w:r>
+          </w:p>
+        </w:tc>
+        <w:tc>
+          <w:tcPr>
+            <w:tcW w:type="dxa" w:w="1587"/>
+            <w:shd w:fill="F2F7FA" w:val="clear"/>
+          </w:tcPr>
+          <w:p>
+            <w:r/>
+            <w:r>
+              <w:rPr>
+                <w:rFonts w:ascii="Calibri" w:hAnsi="Calibri" w:eastAsia="Calibri"/>
+                <w:b w:val="0"/>
+                <w:sz w:val="20"/>
+              </w:rPr>
+              <w:t>да</w:t>
+            </w:r>
+          </w:p>
+        </w:tc>
+      </w:tr>
+      <w:tr>
+        <w:tc>
+          <w:tcPr>
+            <w:tcW w:type="dxa" w:w="2041"/>
+          </w:tcPr>
+          <w:p>
+            <w:r/>
+            <w:r>
+              <w:rPr>
+                <w:rFonts w:ascii="Calibri" w:hAnsi="Calibri" w:eastAsia="Calibri"/>
+                <w:b w:val="0"/>
+                <w:sz w:val="20"/>
+              </w:rPr>
+              <w:t>сайт 94713538</w:t>
+            </w:r>
+          </w:p>
+        </w:tc>
+        <w:tc>
+          <w:tcPr>
+            <w:tcW w:type="dxa" w:w="3061"/>
+          </w:tcPr>
+          <w:p>
+            <w:r/>
+            <w:r>
+              <w:rPr>
+                <w:rFonts w:ascii="Calibri" w:hAnsi="Calibri" w:eastAsia="Calibri"/>
+                <w:b w:val="0"/>
+                <w:sz w:val="20"/>
+              </w:rPr>
+              <w:t>Телеграм</w:t>
+            </w:r>
+          </w:p>
+        </w:tc>
+        <w:tc>
+          <w:tcPr>
+            <w:tcW w:type="dxa" w:w="1474"/>
+          </w:tcPr>
+          <w:p>
+            <w:r/>
+            <w:r>
+              <w:rPr>
+                <w:rFonts w:ascii="Calibri" w:hAnsi="Calibri" w:eastAsia="Calibri"/>
+                <w:b w:val="0"/>
+                <w:sz w:val="20"/>
+              </w:rPr>
+              <w:t>458219702</w:t>
+            </w:r>
+          </w:p>
+        </w:tc>
+        <w:tc>
+          <w:tcPr>
+            <w:tcW w:type="dxa" w:w="1020"/>
+          </w:tcPr>
+          <w:p>
+            <w:r/>
+            <w:r>
+              <w:rPr>
+                <w:rFonts w:ascii="Calibri" w:hAnsi="Calibri" w:eastAsia="Calibri"/>
+                <w:b w:val="0"/>
+                <w:sz w:val="20"/>
+              </w:rPr>
+              <w:t>120 ₽</w:t>
+            </w:r>
+          </w:p>
+        </w:tc>
+        <w:tc>
+          <w:tcPr>
+            <w:tcW w:type="dxa" w:w="1587"/>
+          </w:tcPr>
+          <w:p>
+            <w:r/>
+            <w:r>
+              <w:rPr>
+                <w:rFonts w:ascii="Calibri" w:hAnsi="Calibri" w:eastAsia="Calibri"/>
+                <w:b w:val="0"/>
+                <w:sz w:val="20"/>
+              </w:rPr>
+              <w:t>да</w:t>
+            </w:r>
+          </w:p>
+        </w:tc>
+      </w:tr>
+      <w:tr>
+        <w:tc>
+          <w:tcPr>
+            <w:tcW w:type="dxa" w:w="2041"/>
+            <w:shd w:fill="F2F7FA" w:val="clear"/>
+          </w:tcPr>
+          <w:p>
+            <w:r/>
+            <w:r>
+              <w:rPr>
+                <w:rFonts w:ascii="Calibri" w:hAnsi="Calibri" w:eastAsia="Calibri"/>
+                <w:b w:val="0"/>
+                <w:sz w:val="20"/>
+              </w:rPr>
+              <w:t>сайт 94713538</w:t>
+            </w:r>
+          </w:p>
+        </w:tc>
+        <w:tc>
+          <w:tcPr>
+            <w:tcW w:type="dxa" w:w="3061"/>
+            <w:shd w:fill="F2F7FA" w:val="clear"/>
+          </w:tcPr>
+          <w:p>
+            <w:r/>
+            <w:r>
+              <w:rPr>
+                <w:rFonts w:ascii="Calibri" w:hAnsi="Calibri" w:eastAsia="Calibri"/>
+                <w:b w:val="0"/>
+                <w:sz w:val="20"/>
+              </w:rPr>
+              <w:t>Автоцель: отправил контактные данные</w:t>
+            </w:r>
+          </w:p>
+        </w:tc>
+        <w:tc>
+          <w:tcPr>
+            <w:tcW w:type="dxa" w:w="1474"/>
+            <w:shd w:fill="F2F7FA" w:val="clear"/>
+          </w:tcPr>
+          <w:p>
+            <w:r/>
+            <w:r>
+              <w:rPr>
+                <w:rFonts w:ascii="Calibri" w:hAnsi="Calibri" w:eastAsia="Calibri"/>
+                <w:b w:val="0"/>
+                <w:sz w:val="20"/>
+              </w:rPr>
+              <w:t>565362888</w:t>
+            </w:r>
+          </w:p>
+        </w:tc>
+        <w:tc>
+          <w:tcPr>
+            <w:tcW w:type="dxa" w:w="1020"/>
+            <w:shd w:fill="F2F7FA" w:val="clear"/>
+          </w:tcPr>
+          <w:p>
+            <w:r/>
+            <w:r>
+              <w:rPr>
+                <w:rFonts w:ascii="Calibri" w:hAnsi="Calibri" w:eastAsia="Calibri"/>
+                <w:b w:val="0"/>
+                <w:sz w:val="20"/>
+              </w:rPr>
+              <w:t>130 ₽</w:t>
+            </w:r>
+          </w:p>
+        </w:tc>
+        <w:tc>
+          <w:tcPr>
+            <w:tcW w:type="dxa" w:w="1587"/>
+            <w:shd w:fill="F2F7FA" w:val="clear"/>
+          </w:tcPr>
+          <w:p>
+            <w:r/>
+            <w:r>
+              <w:rPr>
+                <w:rFonts w:ascii="Calibri" w:hAnsi="Calibri" w:eastAsia="Calibri"/>
+                <w:b w:val="0"/>
+                <w:sz w:val="20"/>
+              </w:rPr>
+              <w:t>да</w:t>
+            </w:r>
+          </w:p>
+        </w:tc>
+      </w:tr>
+      <w:tr>
+        <w:tc>
+          <w:tcPr>
+            <w:tcW w:type="dxa" w:w="2041"/>
+          </w:tcPr>
+          <w:p>
+            <w:r/>
+            <w:r>
+              <w:rPr>
+                <w:rFonts w:ascii="Calibri" w:hAnsi="Calibri" w:eastAsia="Calibri"/>
+                <w:b w:val="0"/>
+                <w:sz w:val="20"/>
+              </w:rPr>
+              <w:t>профиль 103116887</w:t>
+            </w:r>
+          </w:p>
+        </w:tc>
+        <w:tc>
+          <w:tcPr>
+            <w:tcW w:type="dxa" w:w="3061"/>
+          </w:tcPr>
+          <w:p>
+            <w:r/>
+            <w:r>
+              <w:rPr>
+                <w:rFonts w:ascii="Calibri" w:hAnsi="Calibri" w:eastAsia="Calibri"/>
+                <w:b w:val="0"/>
+                <w:sz w:val="20"/>
+              </w:rPr>
+              <w:t>Клик на позвонить</w:t>
+            </w:r>
+          </w:p>
+        </w:tc>
+        <w:tc>
+          <w:tcPr>
+            <w:tcW w:type="dxa" w:w="1474"/>
+          </w:tcPr>
+          <w:p>
+            <w:r/>
+            <w:r>
+              <w:rPr>
+                <w:rFonts w:ascii="Calibri" w:hAnsi="Calibri" w:eastAsia="Calibri"/>
+                <w:b w:val="0"/>
+                <w:sz w:val="20"/>
+              </w:rPr>
+              <w:t>441960267</w:t>
+            </w:r>
+          </w:p>
+        </w:tc>
+        <w:tc>
+          <w:tcPr>
+            <w:tcW w:type="dxa" w:w="1020"/>
+          </w:tcPr>
+          <w:p>
+            <w:r/>
+            <w:r>
+              <w:rPr>
+                <w:rFonts w:ascii="Calibri" w:hAnsi="Calibri" w:eastAsia="Calibri"/>
+                <w:b w:val="0"/>
+                <w:sz w:val="20"/>
+              </w:rPr>
+              <w:t>110 ₽</w:t>
+            </w:r>
+          </w:p>
+        </w:tc>
+        <w:tc>
+          <w:tcPr>
+            <w:tcW w:type="dxa" w:w="1587"/>
+          </w:tcPr>
+          <w:p>
+            <w:r/>
+            <w:r>
+              <w:rPr>
+                <w:rFonts w:ascii="Calibri" w:hAnsi="Calibri" w:eastAsia="Calibri"/>
+                <w:b w:val="0"/>
+                <w:sz w:val="20"/>
+              </w:rPr>
+              <w:t>да</w:t>
+            </w:r>
+          </w:p>
+        </w:tc>
+      </w:tr>
+      <w:tr>
+        <w:tc>
+          <w:tcPr>
+            <w:tcW w:type="dxa" w:w="2041"/>
+            <w:shd w:fill="F2F7FA" w:val="clear"/>
+          </w:tcPr>
+          <w:p>
+            <w:r/>
+            <w:r>
+              <w:rPr>
+                <w:rFonts w:ascii="Calibri" w:hAnsi="Calibri" w:eastAsia="Calibri"/>
+                <w:b w:val="0"/>
+                <w:sz w:val="20"/>
+              </w:rPr>
+              <w:t>профиль 103116887</w:t>
+            </w:r>
+          </w:p>
+        </w:tc>
+        <w:tc>
+          <w:tcPr>
+            <w:tcW w:type="dxa" w:w="3061"/>
+            <w:shd w:fill="F2F7FA" w:val="clear"/>
+          </w:tcPr>
+          <w:p>
+            <w:r/>
+            <w:r>
+              <w:rPr>
+                <w:rFonts w:ascii="Calibri" w:hAnsi="Calibri" w:eastAsia="Calibri"/>
+                <w:b w:val="0"/>
+                <w:sz w:val="20"/>
+              </w:rPr>
+              <w:t>Переход в WhatsApp</w:t>
+            </w:r>
+          </w:p>
+        </w:tc>
+        <w:tc>
+          <w:tcPr>
+            <w:tcW w:type="dxa" w:w="1474"/>
+            <w:shd w:fill="F2F7FA" w:val="clear"/>
+          </w:tcPr>
+          <w:p>
+            <w:r/>
+            <w:r>
+              <w:rPr>
+                <w:rFonts w:ascii="Calibri" w:hAnsi="Calibri" w:eastAsia="Calibri"/>
+                <w:b w:val="0"/>
+                <w:sz w:val="20"/>
+              </w:rPr>
+              <w:t>441960276</w:t>
+            </w:r>
+          </w:p>
+        </w:tc>
+        <w:tc>
+          <w:tcPr>
+            <w:tcW w:type="dxa" w:w="1020"/>
+            <w:shd w:fill="F2F7FA" w:val="clear"/>
+          </w:tcPr>
+          <w:p>
+            <w:r/>
+            <w:r>
+              <w:rPr>
+                <w:rFonts w:ascii="Calibri" w:hAnsi="Calibri" w:eastAsia="Calibri"/>
+                <w:b w:val="0"/>
+                <w:sz w:val="20"/>
+              </w:rPr>
+              <w:t>100 ₽</w:t>
+            </w:r>
+          </w:p>
+        </w:tc>
+        <w:tc>
+          <w:tcPr>
+            <w:tcW w:type="dxa" w:w="1587"/>
+            <w:shd w:fill="F2F7FA" w:val="clear"/>
+          </w:tcPr>
+          <w:p>
+            <w:r/>
+            <w:r>
+              <w:rPr>
+                <w:rFonts w:ascii="Calibri" w:hAnsi="Calibri" w:eastAsia="Calibri"/>
+                <w:b w:val="0"/>
+                <w:sz w:val="20"/>
+              </w:rPr>
+              <w:t>нет (серый)</w:t>
+            </w:r>
+          </w:p>
+        </w:tc>
+      </w:tr>
+      <w:tr>
+        <w:tc>
+          <w:tcPr>
+            <w:tcW w:type="dxa" w:w="2041"/>
+          </w:tcPr>
+          <w:p>
+            <w:r/>
+            <w:r>
+              <w:rPr>
+                <w:rFonts w:ascii="Calibri" w:hAnsi="Calibri" w:eastAsia="Calibri"/>
+                <w:b w:val="0"/>
+                <w:sz w:val="20"/>
+              </w:rPr>
+              <w:t>профиль 103116887</w:t>
+            </w:r>
+          </w:p>
+        </w:tc>
+        <w:tc>
+          <w:tcPr>
+            <w:tcW w:type="dxa" w:w="3061"/>
+          </w:tcPr>
+          <w:p>
+            <w:r/>
+            <w:r>
+              <w:rPr>
+                <w:rFonts w:ascii="Calibri" w:hAnsi="Calibri" w:eastAsia="Calibri"/>
+                <w:b w:val="0"/>
+                <w:sz w:val="20"/>
+              </w:rPr>
+              <w:t>Переход в Telegram</w:t>
+            </w:r>
+          </w:p>
+        </w:tc>
+        <w:tc>
+          <w:tcPr>
+            <w:tcW w:type="dxa" w:w="1474"/>
+          </w:tcPr>
+          <w:p>
+            <w:r/>
+            <w:r>
+              <w:rPr>
+                <w:rFonts w:ascii="Calibri" w:hAnsi="Calibri" w:eastAsia="Calibri"/>
+                <w:b w:val="0"/>
+                <w:sz w:val="20"/>
+              </w:rPr>
+              <w:t>441960277</w:t>
+            </w:r>
+          </w:p>
+        </w:tc>
+        <w:tc>
+          <w:tcPr>
+            <w:tcW w:type="dxa" w:w="1020"/>
+          </w:tcPr>
+          <w:p>
+            <w:r/>
+            <w:r>
+              <w:rPr>
+                <w:rFonts w:ascii="Calibri" w:hAnsi="Calibri" w:eastAsia="Calibri"/>
+                <w:b w:val="0"/>
+                <w:sz w:val="20"/>
+              </w:rPr>
+              <w:t>100 ₽</w:t>
+            </w:r>
+          </w:p>
+        </w:tc>
+        <w:tc>
+          <w:tcPr>
+            <w:tcW w:type="dxa" w:w="1587"/>
+          </w:tcPr>
+          <w:p>
+            <w:r/>
+            <w:r>
+              <w:rPr>
+                <w:rFonts w:ascii="Calibri" w:hAnsi="Calibri" w:eastAsia="Calibri"/>
+                <w:b w:val="0"/>
+                <w:sz w:val="20"/>
+              </w:rPr>
+              <w:t>нет (серый)</w:t>
+            </w:r>
+          </w:p>
+        </w:tc>
+      </w:tr>
+      <w:tr>
+        <w:tc>
+          <w:tcPr>
+            <w:tcW w:type="dxa" w:w="2041"/>
+            <w:shd w:fill="F2F7FA" w:val="clear"/>
+          </w:tcPr>
+          <w:p>
+            <w:r/>
+            <w:r>
+              <w:rPr>
+                <w:rFonts w:ascii="Calibri" w:hAnsi="Calibri" w:eastAsia="Calibri"/>
+                <w:b w:val="0"/>
+                <w:sz w:val="20"/>
+              </w:rPr>
+              <w:t>профиль 103116887</w:t>
+            </w:r>
+          </w:p>
+        </w:tc>
+        <w:tc>
+          <w:tcPr>
+            <w:tcW w:type="dxa" w:w="3061"/>
+            <w:shd w:fill="F2F7FA" w:val="clear"/>
+          </w:tcPr>
+          <w:p>
+            <w:r/>
+            <w:r>
+              <w:rPr>
+                <w:rFonts w:ascii="Calibri" w:hAnsi="Calibri" w:eastAsia="Calibri"/>
+                <w:b w:val="0"/>
+                <w:sz w:val="20"/>
+              </w:rPr>
+              <w:t>Кнопка действия</w:t>
+            </w:r>
+          </w:p>
+        </w:tc>
+        <w:tc>
+          <w:tcPr>
+            <w:tcW w:type="dxa" w:w="1474"/>
+            <w:shd w:fill="F2F7FA" w:val="clear"/>
+          </w:tcPr>
+          <w:p>
+            <w:r/>
+            <w:r>
+              <w:rPr>
+                <w:rFonts w:ascii="Calibri" w:hAnsi="Calibri" w:eastAsia="Calibri"/>
+                <w:b w:val="0"/>
+                <w:sz w:val="20"/>
+              </w:rPr>
+              <w:t>441960269</w:t>
+            </w:r>
+          </w:p>
+        </w:tc>
+        <w:tc>
+          <w:tcPr>
+            <w:tcW w:type="dxa" w:w="1020"/>
+            <w:shd w:fill="F2F7FA" w:val="clear"/>
+          </w:tcPr>
+          <w:p>
+            <w:r/>
+            <w:r>
+              <w:rPr>
+                <w:rFonts w:ascii="Calibri" w:hAnsi="Calibri" w:eastAsia="Calibri"/>
+                <w:b w:val="0"/>
+                <w:sz w:val="20"/>
+              </w:rPr>
+              <w:t>110 ₽</w:t>
+            </w:r>
+          </w:p>
+        </w:tc>
+        <w:tc>
+          <w:tcPr>
+            <w:tcW w:type="dxa" w:w="1587"/>
+            <w:shd w:fill="F2F7FA" w:val="clear"/>
+          </w:tcPr>
+          <w:p>
+            <w:r/>
+            <w:r>
+              <w:rPr>
+                <w:rFonts w:ascii="Calibri" w:hAnsi="Calibri" w:eastAsia="Calibri"/>
+                <w:b w:val="0"/>
+                <w:sz w:val="20"/>
+              </w:rPr>
+              <w:t>да</w:t>
+            </w:r>
+          </w:p>
+        </w:tc>
+      </w:tr>
+    </w:tbl>
+    <w:p>
+      <w:pPr>
+        <w:spacing w:after="120" w:before="0"/>
+      </w:pPr>
+      <w:r>
+        <w:rPr>
+          <w:rFonts w:ascii="Calibri" w:hAnsi="Calibri" w:eastAsia="Calibri"/>
+          <w:b w:val="0"/>
+          <w:sz w:val="22"/>
+        </w:rPr>
+        <w:t>Почему 0 конверсий при 2 кликах стыкуется со скринами: человек открывает карточку. В профиле считаются только «позвонить» и «кнопка действия». WhatsApp/Telegram карточки выкл. Главный счётчик стратегии — сайт: звонок/мессенджер с карточки туда не падает. Включать WA/TG профиля или менять главный счётчик на обучении — сброс 0/10. Не делать, пока Директ учится. После 10 конв. или если обучение уже сбросят: профиль 103116887 главный; WA и TG профиля вкл по 100 ₽.</w:t>
+      </w:r>
+    </w:p>
+    <w:p>
+      <w:pPr>
+        <w:pStyle w:val="Heading1"/>
+      </w:pPr>
+      <w:r>
+        <w:rPr>
+          <w:rFonts w:ascii="Calibri" w:hAnsi="Calibri" w:eastAsia="Calibri"/>
+          <w:b/>
+          <w:color w:val="0B3D5C"/>
+          <w:sz w:val="32"/>
+        </w:rPr>
+        <w:t>3. Сводка CSV</w:t>
       </w:r>
     </w:p>
     <w:tbl>
@@ -752,7 +2134,7 @@
           <w:color w:val="0B3D5C"/>
           <w:sz w:val="32"/>
         </w:rPr>
-        <w:t>3. По дням</w:t>
+        <w:t>4. По дням</w:t>
       </w:r>
     </w:p>
     <w:tbl>
@@ -1497,7 +2879,7 @@
           <w:color w:val="0B3D5C"/>
           <w:sz w:val="32"/>
         </w:rPr>
-        <w:t>4. Два клика (разбор)</w:t>
+        <w:t>5. Два клика (разбор)</w:t>
       </w:r>
     </w:p>
     <w:tbl>
@@ -1903,7 +3285,7 @@
           <w:color w:val="0B3D5C"/>
           <w:sz w:val="32"/>
         </w:rPr>
-        <w:t>5. Запросы: целевые vs мусор</w:t>
+        <w:t>6. Запросы: целевые vs мусор</w:t>
       </w:r>
     </w:p>
     <w:p>
@@ -4042,7 +5424,7 @@
           <w:color w:val="0B3D5C"/>
           <w:sz w:val="32"/>
         </w:rPr>
-        <w:t>6. Минус-слова — вставить столбиком</w:t>
+        <w:t>7. Минус-слова — вставить столбиком</w:t>
       </w:r>
     </w:p>
     <w:p>
@@ -4394,7 +5776,7 @@
           <w:color w:val="0B3D5C"/>
           <w:sz w:val="32"/>
         </w:rPr>
-        <w:t>7. Объявление и телефон</w:t>
+        <w:t>8. Объявление и телефон</w:t>
       </w:r>
     </w:p>
     <w:p>
@@ -4486,7 +5868,7 @@
           <w:color w:val="0B3D5C"/>
           <w:sz w:val="32"/>
         </w:rPr>
-        <w:t>8. Срезы (показы по строкам отчёта)</w:t>
+        <w:t>9. Срезы (показы по строкам отчёта)</w:t>
       </w:r>
     </w:p>
     <w:tbl>
@@ -4806,7 +6188,7 @@
           <w:color w:val="0B3D5C"/>
           <w:sz w:val="32"/>
         </w:rPr>
-        <w:t>9. Место показа: список vs галерея</w:t>
+        <w:t>10. Место показа: список vs галерея</w:t>
       </w:r>
     </w:p>
     <w:p>
@@ -4876,7 +6258,7 @@
           <w:b w:val="0"/>
           <w:sz w:val="22"/>
         </w:rPr>
-        <w:t>Проверить в кампании: место «Список организаций и галерея услуг» вкл; поисковая выдача / РСЯ / Карты выкл.</w:t>
+        <w:t>Скрин 23.08 подтвердил: ручная настройка, галочка только на «Список организаций, отели и галерея услуг». Не трогать.</w:t>
       </w:r>
     </w:p>
     <w:p>
@@ -4890,7 +6272,7 @@
           <w:color w:val="0B3D5C"/>
           <w:sz w:val="32"/>
         </w:rPr>
-        <w:t>10. Автотаргет и фразы</w:t>
+        <w:t>11. Автотаргет и фразы</w:t>
       </w:r>
     </w:p>
     <w:p>
@@ -4960,7 +6342,7 @@
           <w:color w:val="0B3D5C"/>
           <w:sz w:val="32"/>
         </w:rPr>
-        <w:t>11. Что сделать сейчас / не делать</w:t>
+        <w:t>12. Что сделать сейчас / не делать</w:t>
       </w:r>
     </w:p>
     <w:p>
@@ -4987,7 +6369,7 @@
           <w:b w:val="0"/>
           <w:sz w:val="22"/>
         </w:rPr>
-        <w:t>Вставить минусы из раздела 6 столбиком.</w:t>
+        <w:t>Вставить минусы из раздела 7 столбиком.</w:t>
       </w:r>
     </w:p>
     <w:p>
@@ -5015,7 +6397,7 @@
           <w:b w:val="0"/>
           <w:sz w:val="22"/>
         </w:rPr>
-        <w:t>Сверить карточку Бизнеса: рубрика услуг, телефон Олега, счётчик 103116887.</w:t>
+        <w:t>Сверить карточку Бизнеса: рубрика услуг, телефон Олега.</w:t>
       </w:r>
     </w:p>
     <w:p>
@@ -5029,7 +6411,7 @@
           <w:b w:val="0"/>
           <w:sz w:val="22"/>
         </w:rPr>
-        <w:t>Проверить автотаргет и наличие 10 фраз ядра.</w:t>
+        <w:t>Проверить автотаргет (альтернативные/сопутствующие выкл) и 10 фраз ядра.</w:t>
       </w:r>
     </w:p>
     <w:p>
@@ -5043,7 +6425,7 @@
           <w:b w:val="0"/>
           <w:sz w:val="22"/>
         </w:rPr>
-        <w:t>Прислать номер РК + скрин: стратегия, цели, места показа, 8 ссылок.</w:t>
+        <w:t>Прислать номер РК.</w:t>
       </w:r>
     </w:p>
     <w:p>
@@ -5070,7 +6452,21 @@
           <w:b w:val="0"/>
           <w:sz w:val="22"/>
         </w:rPr>
-        <w:t>Не менять стратегию, оплату, бюджет, цены целей.</w:t>
+        <w:t>Не менять стратегию, оплату, бюджет 5 000, цены целей — обучение 0/10, 5 дней.</w:t>
+      </w:r>
+    </w:p>
+    <w:p>
+      <w:pPr>
+        <w:pStyle w:val="ListBullet"/>
+        <w:spacing w:after="40"/>
+      </w:pPr>
+      <w:r>
+        <w:rPr>
+          <w:rFonts w:ascii="Calibri" w:hAnsi="Calibri" w:eastAsia="Calibri"/>
+          <w:b w:val="0"/>
+          <w:sz w:val="22"/>
+        </w:rPr>
+        <w:t>Не переключать главный счётчик на 103116887 и не включать WA/TG профиля, пока идёт обучение (сброс 0/10).</w:t>
       </w:r>
     </w:p>
     <w:p>
@@ -5140,7 +6536,7 @@
           <w:color w:val="0B3D5C"/>
           <w:sz w:val="32"/>
         </w:rPr>
-        <w:t>12. Следующая выгрузка</w:t>
+        <w:t>13. Следующая выгрузка</w:t>
       </w:r>
     </w:p>
     <w:p>
